--- a/e편한세상_부천_어반스퀘어_검토보고서.docx
+++ b/e편한세상_부천_어반스퀘어_검토보고서.docx
@@ -2773,7 +2773,7 @@
       <w:r>
         <w:drawing>
           <wp:inline distT="0" distB="0" distL="0" distR="0">
-            <wp:extent cx="4381500" cy="4143375"/>
+            <wp:extent cx="4457700" cy="4095750"/>
             <wp:effectExtent t="0" r="0" b="0" l="0"/>
             <wp:docPr id="1" name="" descr="" title=""/>
             <wp:cNvGraphicFramePr>
@@ -2798,7 +2798,7 @@
                   <pic:spPr bwMode="auto">
                     <a:xfrm>
                       <a:off x="0" y="0"/>
-                      <a:ext cx="4381500" cy="4143375"/>
+                      <a:ext cx="4457700" cy="4095750"/>
                     </a:xfrm>
                     <a:prstGeom prst="rect">
                       <a:avLst/>
@@ -2824,7 +2824,7 @@
           <w:sz w:val="18"/>
           <w:szCs w:val="18"/>
         </w:rPr>
-        <w:t xml:space="preserve">[그림 2] 단지 주변 시설 위치관계도</w:t>
+        <w:t xml:space="preserve">[그림 2] 단지 주변 시설 위치관계도 (실제 지도)</w:t>
       </w:r>
       <w:r>
         <w:rPr>
@@ -2834,7 +2834,7 @@
           <w:sz w:val="18"/>
           <w:szCs w:val="18"/>
         </w:rPr>
-        <w:t xml:space="preserve">   자료: 카카오맵 로컬 API 실측 좌표 기반 작성</w:t>
+        <w:t xml:space="preserve">   자료: 배경지도 © OpenStreetMap 기여자, 시설 위치·거리 카카오 로컬 API 실측</w:t>
       </w:r>
     </w:p>
     <w:p>

--- a/e편한세상_부천_어반스퀘어_검토보고서.docx
+++ b/e편한세상_부천_어반스퀘어_검토보고서.docx
@@ -56,12 +56,12 @@
       <w:tblPr>
         <w:tblW w:type="dxa" w:w="9350"/>
         <w:tblBorders>
-          <w:top w:val="single" w:color="auto" w:sz="4"/>
-          <w:left w:val="single" w:color="auto" w:sz="4"/>
-          <w:bottom w:val="single" w:color="auto" w:sz="4"/>
-          <w:right w:val="single" w:color="auto" w:sz="4"/>
-          <w:insideH w:val="single" w:color="auto" w:sz="4"/>
-          <w:insideV w:val="single" w:color="auto" w:sz="4"/>
+          <w:top w:val="single" w:color="E2DED4" w:sz="4"/>
+          <w:left w:val="single" w:color="E2DED4" w:sz="4"/>
+          <w:bottom w:val="single" w:color="E2DED4" w:sz="4"/>
+          <w:right w:val="single" w:color="E2DED4" w:sz="4"/>
+          <w:insideH w:val="single" w:color="E2DED4" w:sz="4"/>
+          <w:insideV w:val="single" w:color="E2DED4" w:sz="4"/>
         </w:tblBorders>
       </w:tblPr>
       <w:tblGrid>
@@ -607,12 +607,12 @@
       <w:tblPr>
         <w:tblW w:type="dxa" w:w="9350"/>
         <w:tblBorders>
-          <w:top w:val="single" w:color="auto" w:sz="4"/>
-          <w:left w:val="single" w:color="auto" w:sz="4"/>
-          <w:bottom w:val="single" w:color="auto" w:sz="4"/>
-          <w:right w:val="single" w:color="auto" w:sz="4"/>
-          <w:insideH w:val="single" w:color="auto" w:sz="4"/>
-          <w:insideV w:val="single" w:color="auto" w:sz="4"/>
+          <w:top w:val="single" w:color="E2DED4" w:sz="4"/>
+          <w:left w:val="single" w:color="E2DED4" w:sz="4"/>
+          <w:bottom w:val="single" w:color="E2DED4" w:sz="4"/>
+          <w:right w:val="single" w:color="E2DED4" w:sz="4"/>
+          <w:insideH w:val="single" w:color="E2DED4" w:sz="4"/>
+          <w:insideV w:val="single" w:color="E2DED4" w:sz="4"/>
         </w:tblBorders>
       </w:tblPr>
       <w:tblGrid>
@@ -716,7 +716,7 @@
         <w:tc>
           <w:tcPr>
             <w:tcW w:type="dxa" w:w="2400"/>
-            <w:shd w:fill="F7F3EA" w:val="clear"/>
+            <w:shd w:fill="FBEAEA" w:val="clear"/>
             <w:tcMar>
               <w:top w:type="dxa" w:w="90"/>
               <w:left w:type="dxa" w:w="120"/>
@@ -744,7 +744,7 @@
         <w:tc>
           <w:tcPr>
             <w:tcW w:type="dxa" w:w="1400"/>
-            <w:shd w:fill="F7F3EA" w:val="clear"/>
+            <w:shd w:fill="FBEAEA" w:val="clear"/>
             <w:tcMar>
               <w:top w:type="dxa" w:w="90"/>
               <w:left w:type="dxa" w:w="120"/>
@@ -772,7 +772,7 @@
         <w:tc>
           <w:tcPr>
             <w:tcW w:type="dxa" w:w="5550"/>
-            <w:shd w:fill="F7F3EA" w:val="clear"/>
+            <w:shd w:fill="FBEAEA" w:val="clear"/>
             <w:tcMar>
               <w:top w:type="dxa" w:w="90"/>
               <w:left w:type="dxa" w:w="120"/>
@@ -805,6 +805,7 @@
         <w:tc>
           <w:tcPr>
             <w:tcW w:type="dxa" w:w="2400"/>
+            <w:shd w:fill="FBEAEA" w:val="clear"/>
             <w:tcMar>
               <w:top w:type="dxa" w:w="90"/>
               <w:left w:type="dxa" w:w="120"/>
@@ -832,6 +833,7 @@
         <w:tc>
           <w:tcPr>
             <w:tcW w:type="dxa" w:w="1400"/>
+            <w:shd w:fill="FBEAEA" w:val="clear"/>
             <w:tcMar>
               <w:top w:type="dxa" w:w="90"/>
               <w:left w:type="dxa" w:w="120"/>
@@ -859,6 +861,7 @@
         <w:tc>
           <w:tcPr>
             <w:tcW w:type="dxa" w:w="5550"/>
+            <w:shd w:fill="FBEAEA" w:val="clear"/>
             <w:tcMar>
               <w:top w:type="dxa" w:w="90"/>
               <w:left w:type="dxa" w:w="120"/>
@@ -1066,7 +1069,7 @@
         <w:tc>
           <w:tcPr>
             <w:tcW w:type="dxa" w:w="2400"/>
-            <w:shd w:fill="F7F3EA" w:val="clear"/>
+            <w:shd w:fill="EAF3EA" w:val="clear"/>
             <w:tcMar>
               <w:top w:type="dxa" w:w="90"/>
               <w:left w:type="dxa" w:w="120"/>
@@ -1094,7 +1097,7 @@
         <w:tc>
           <w:tcPr>
             <w:tcW w:type="dxa" w:w="1400"/>
-            <w:shd w:fill="F7F3EA" w:val="clear"/>
+            <w:shd w:fill="EAF3EA" w:val="clear"/>
             <w:tcMar>
               <w:top w:type="dxa" w:w="90"/>
               <w:left w:type="dxa" w:w="120"/>
@@ -1122,7 +1125,7 @@
         <w:tc>
           <w:tcPr>
             <w:tcW w:type="dxa" w:w="5550"/>
-            <w:shd w:fill="F7F3EA" w:val="clear"/>
+            <w:shd w:fill="EAF3EA" w:val="clear"/>
             <w:tcMar>
               <w:top w:type="dxa" w:w="90"/>
               <w:left w:type="dxa" w:w="120"/>
@@ -1234,461 +1237,972 @@
         <w:t xml:space="preserve">아래 조항들은 원문에 실제로 기재된 문구를 그대로 인용한 것이며, 약관 위반 여부를 단정하기보다 입주예정자협의회가 사업주체에 실질적으로 개선을 요청할 수 있는 지점을 중심으로 정리하였습니다.</w:t>
       </w:r>
     </w:p>
-    <w:p>
-      <w:pPr>
-        <w:keepNext/>
-        <w:keepLines/>
-        <w:pBdr>
-          <w:left w:val="single" w:color="C89B3C" w:sz="18" w:space="6"/>
-        </w:pBdr>
-        <w:spacing w:after="100" w:before="240" w:line="276" w:lineRule="auto"/>
-        <w:ind w:left="80"/>
-      </w:pPr>
-      <w:r>
-        <w:rPr>
-          <w:b/>
-          <w:bCs/>
-          <w:color w:val="C00000"/>
-          <w:sz w:val="22"/>
-          <w:szCs w:val="22"/>
-        </w:rPr>
-        <w:t xml:space="preserve">1. [부대시설 유지관리비 전가]</w:t>
-      </w:r>
-    </w:p>
-    <w:p>
-      <w:pPr>
-        <w:keepNext/>
-        <w:keepLines/>
-        <w:pBdr>
-          <w:left w:val="single" w:color="999999" w:sz="16" w:space="8"/>
-        </w:pBdr>
-        <w:shd w:fill="F2F2F2" w:val="clear"/>
-        <w:spacing w:after="100" w:before="100" w:line="276" w:lineRule="auto"/>
-        <w:ind w:left="100"/>
-      </w:pPr>
-      <w:r>
-        <w:rPr>
-          <w:i/>
-          <w:iCs/>
-          <w:color w:val="595959"/>
-          <w:sz w:val="20"/>
-          <w:szCs w:val="20"/>
-        </w:rPr>
-        <w:t xml:space="preserve">"부대시설, 주민공동시설, 저수조, 배수조 등 입주 후 유지/보수/관리에 관한 일체의 비용은 입주자가 부담하여야 하며, 시설물에 대한 계획은 다소 변경될 수 있습니다."</w:t>
-      </w:r>
-    </w:p>
-    <w:p>
-      <w:pPr>
-        <w:keepLines/>
-        <w:pBdr>
-          <w:left w:val="single" w:color="2E5395" w:sz="28"/>
-        </w:pBdr>
-        <w:shd w:fill="EDF1F8" w:val="clear"/>
-        <w:spacing w:after="240" w:before="100" w:line="276" w:lineRule="auto"/>
-        <w:ind w:left="140"/>
-      </w:pPr>
-      <w:r>
-        <w:rPr>
-          <w:b/>
-          <w:bCs/>
-          <w:color w:val="2E5395"/>
-        </w:rPr>
-        <w:t xml:space="preserve">법무법인제이엘 검토   </w:t>
-      </w:r>
-      <w:r>
-        <w:t xml:space="preserve">개선요청: 부대시설별 예상 유지관리비 산정근거(항목·연간 예상금액)를 입주 전 입주예정자협의회에 사전 공개해 줄 것을 요청합니다.</w:t>
-      </w:r>
-    </w:p>
-    <w:p>
-      <w:pPr>
-        <w:keepNext/>
-        <w:keepLines/>
-        <w:pBdr>
-          <w:left w:val="single" w:color="C89B3C" w:sz="18" w:space="6"/>
-        </w:pBdr>
-        <w:spacing w:after="100" w:before="240" w:line="276" w:lineRule="auto"/>
-        <w:ind w:left="80"/>
-      </w:pPr>
-      <w:r>
-        <w:rPr>
-          <w:b/>
-          <w:bCs/>
-          <w:color w:val="C00000"/>
-          <w:sz w:val="22"/>
-          <w:szCs w:val="22"/>
-        </w:rPr>
-        <w:t xml:space="preserve">2. [경관조명·수경시설 비용 전가]</w:t>
-      </w:r>
-    </w:p>
-    <w:p>
-      <w:pPr>
-        <w:keepNext/>
-        <w:keepLines/>
-        <w:pBdr>
-          <w:left w:val="single" w:color="999999" w:sz="16" w:space="8"/>
-        </w:pBdr>
-        <w:shd w:fill="F2F2F2" w:val="clear"/>
-        <w:spacing w:after="100" w:before="100" w:line="276" w:lineRule="auto"/>
-        <w:ind w:left="100"/>
-      </w:pPr>
-      <w:r>
-        <w:rPr>
-          <w:i/>
-          <w:iCs/>
-          <w:color w:val="595959"/>
-          <w:sz w:val="20"/>
-          <w:szCs w:val="20"/>
-        </w:rPr>
-        <w:t xml:space="preserve">"향후 경관조명이 설치 또는 변경될 수 있으며, 발생되는 유지/보수/관리에 관한 일체의 비용은 입주자가 부담하여야 하며, 일부 세대는 경관조명으로 인해 눈부심이 발생할 수도 있습니다."</w:t>
-      </w:r>
-    </w:p>
-    <w:p>
-      <w:pPr>
-        <w:keepLines/>
-        <w:pBdr>
-          <w:left w:val="single" w:color="2E5395" w:sz="28"/>
-        </w:pBdr>
-        <w:shd w:fill="EDF1F8" w:val="clear"/>
-        <w:spacing w:after="240" w:before="100" w:line="276" w:lineRule="auto"/>
-        <w:ind w:left="140"/>
-      </w:pPr>
-      <w:r>
-        <w:rPr>
-          <w:b/>
-          <w:bCs/>
-          <w:color w:val="2E5395"/>
-        </w:rPr>
-        <w:t xml:space="preserve">법무법인제이엘 검토   </w:t>
-      </w:r>
-      <w:r>
-        <w:t xml:space="preserve">개선요청: 경관조명 설계 시 저층부 세대의 눈부심 저감 방안(각도 조정, 차광판 등)을 반영하고, 수경시설 유지비 항목을 관리비 내역에 별도 표기해 줄 것을 요청합니다.</w:t>
-      </w:r>
-    </w:p>
-    <w:p>
-      <w:pPr>
-        <w:keepNext/>
-        <w:keepLines/>
-        <w:pBdr>
-          <w:left w:val="single" w:color="C89B3C" w:sz="18" w:space="6"/>
-        </w:pBdr>
-        <w:spacing w:after="100" w:before="240" w:line="276" w:lineRule="auto"/>
-        <w:ind w:left="80"/>
-      </w:pPr>
-      <w:r>
-        <w:rPr>
-          <w:b/>
-          <w:bCs/>
-          <w:color w:val="C00000"/>
-          <w:sz w:val="22"/>
-          <w:szCs w:val="22"/>
-        </w:rPr>
-        <w:t xml:space="preserve">3. [신재생에너지 유지비 공용관리비 전가]</w:t>
-      </w:r>
-    </w:p>
-    <w:p>
-      <w:pPr>
-        <w:keepNext/>
-        <w:keepLines/>
-        <w:pBdr>
-          <w:left w:val="single" w:color="999999" w:sz="16" w:space="8"/>
-        </w:pBdr>
-        <w:shd w:fill="F2F2F2" w:val="clear"/>
-        <w:spacing w:after="100" w:before="100" w:line="276" w:lineRule="auto"/>
-        <w:ind w:left="100"/>
-      </w:pPr>
-      <w:r>
-        <w:rPr>
-          <w:i/>
-          <w:iCs/>
-          <w:color w:val="595959"/>
-          <w:sz w:val="20"/>
-          <w:szCs w:val="20"/>
-        </w:rPr>
-        <w:t xml:space="preserve">"신재생에너지 시스템의 운영 및 유지관리를 위한 비용은 공용관리비로 부과되며 이에 이의를 제기할 수 없습니다."</w:t>
-      </w:r>
-    </w:p>
-    <w:p>
-      <w:pPr>
-        <w:keepLines/>
-        <w:pBdr>
-          <w:left w:val="single" w:color="2E5395" w:sz="28"/>
-        </w:pBdr>
-        <w:shd w:fill="EDF1F8" w:val="clear"/>
-        <w:spacing w:after="240" w:before="100" w:line="276" w:lineRule="auto"/>
-        <w:ind w:left="140"/>
-      </w:pPr>
-      <w:r>
-        <w:rPr>
-          <w:b/>
-          <w:bCs/>
-          <w:color w:val="2E5395"/>
-        </w:rPr>
-        <w:t xml:space="preserve">법무법인제이엘 검토   </w:t>
-      </w:r>
-      <w:r>
-        <w:t xml:space="preserve">개선요청: 신재생에너지 설비의 종류·용량과 예상 연간 유지비를 입주 전 공개하고, 향후 관리비 고지 시 별도 항목으로 구분 표기해 줄 것을 요청합니다.</w:t>
-      </w:r>
-    </w:p>
-    <w:p>
-      <w:pPr>
-        <w:keepNext/>
-        <w:keepLines/>
-        <w:pBdr>
-          <w:left w:val="single" w:color="C89B3C" w:sz="18" w:space="6"/>
-        </w:pBdr>
-        <w:spacing w:after="100" w:before="240" w:line="276" w:lineRule="auto"/>
-        <w:ind w:left="80"/>
-      </w:pPr>
-      <w:r>
-        <w:rPr>
-          <w:b/>
-          <w:bCs/>
-          <w:color w:val="C00000"/>
-          <w:sz w:val="22"/>
-          <w:szCs w:val="22"/>
-        </w:rPr>
-        <w:t xml:space="preserve">4. [근린생활·판매시설 주차장 미분리]</w:t>
-      </w:r>
-    </w:p>
-    <w:p>
-      <w:pPr>
-        <w:keepNext/>
-        <w:keepLines/>
-        <w:pBdr>
-          <w:left w:val="single" w:color="999999" w:sz="16" w:space="8"/>
-        </w:pBdr>
-        <w:shd w:fill="F2F2F2" w:val="clear"/>
-        <w:spacing w:after="100" w:before="100" w:line="276" w:lineRule="auto"/>
-        <w:ind w:left="100"/>
-      </w:pPr>
-      <w:r>
-        <w:rPr>
-          <w:i/>
-          <w:iCs/>
-          <w:color w:val="595959"/>
-          <w:sz w:val="20"/>
-          <w:szCs w:val="20"/>
-        </w:rPr>
-        <w:t xml:space="preserve">"본 공동주택은 1단지(3-1BL)에 근린생활시설과 2단지(3-2,3-3BL)에 판매시설이 계획되어 있으며 근린생활시설과 판매시설은 특성상 위치, 크기, 동선 등의 설계변경이 있을 수 있으며 입주자는 이에 이의를 제기할 수 없습니다."</w:t>
-      </w:r>
-    </w:p>
-    <w:p>
-      <w:pPr>
-        <w:keepLines/>
-        <w:pBdr>
-          <w:left w:val="single" w:color="2E5395" w:sz="28"/>
-        </w:pBdr>
-        <w:shd w:fill="EDF1F8" w:val="clear"/>
-        <w:spacing w:after="240" w:before="100" w:line="276" w:lineRule="auto"/>
-        <w:ind w:left="140"/>
-      </w:pPr>
-      <w:r>
-        <w:rPr>
-          <w:b/>
-          <w:bCs/>
-          <w:color w:val="2E5395"/>
-        </w:rPr>
-        <w:t xml:space="preserve">법무법인제이엘 검토   </w:t>
-      </w:r>
-      <w:r>
-        <w:t xml:space="preserve">개선요청: 근린생활시설(101동 인근, 10대)·판매시설(301·302동 인근, 31대) 전용 주차장과 공동주택 주차장 간 동선·차단기 운영계획을 입주 전 공개하여 생활권 침해 우려를 해소해 줄 것을 요청합니다.</w:t>
-      </w:r>
-    </w:p>
-    <w:p>
-      <w:pPr>
-        <w:keepNext/>
-        <w:keepLines/>
-        <w:pBdr>
-          <w:left w:val="single" w:color="C89B3C" w:sz="18" w:space="6"/>
-        </w:pBdr>
-        <w:spacing w:after="100" w:before="240" w:line="276" w:lineRule="auto"/>
-        <w:ind w:left="80"/>
-      </w:pPr>
-      <w:r>
-        <w:rPr>
-          <w:b/>
-          <w:bCs/>
-          <w:color w:val="C00000"/>
-          <w:sz w:val="22"/>
-          <w:szCs w:val="22"/>
-        </w:rPr>
-        <w:t xml:space="preserve">5. [전기차 충전구역 이용 형평성]</w:t>
-      </w:r>
-    </w:p>
-    <w:p>
-      <w:pPr>
-        <w:keepNext/>
-        <w:keepLines/>
-        <w:pBdr>
-          <w:left w:val="single" w:color="999999" w:sz="16" w:space="8"/>
-        </w:pBdr>
-        <w:shd w:fill="F2F2F2" w:val="clear"/>
-        <w:spacing w:after="100" w:before="100" w:line="276" w:lineRule="auto"/>
-        <w:ind w:left="100"/>
-      </w:pPr>
-      <w:r>
-        <w:rPr>
-          <w:i/>
-          <w:iCs/>
-          <w:color w:val="595959"/>
-          <w:sz w:val="20"/>
-          <w:szCs w:val="20"/>
-        </w:rPr>
-        <w:t xml:space="preserve">"단지 지하주차장에는 전기 자동차 충전시설이 설치되며(지하1층, 지하2층), 각 주동 공용홀로부터 접근 및 이용(전기 자동차외 주차금지 등)의 형평성이 맞지 않더라도 이에 대한 이의를 제기할 수 없습니다."</w:t>
-      </w:r>
-    </w:p>
-    <w:p>
-      <w:pPr>
-        <w:keepLines/>
-        <w:pBdr>
-          <w:left w:val="single" w:color="2E5395" w:sz="28"/>
-        </w:pBdr>
-        <w:shd w:fill="EDF1F8" w:val="clear"/>
-        <w:spacing w:after="240" w:before="100" w:line="276" w:lineRule="auto"/>
-        <w:ind w:left="140"/>
-      </w:pPr>
-      <w:r>
-        <w:rPr>
-          <w:b/>
-          <w:bCs/>
-          <w:color w:val="2E5395"/>
-        </w:rPr>
-        <w:t xml:space="preserve">법무법인제이엘 검토   </w:t>
-      </w:r>
-      <w:r>
-        <w:t xml:space="preserve">개선요청: 전기차 미보유 세대의 접근성이 과도하게 불리하지 않도록 충전구역 배치 시 동별 형평성을 고려해 줄 것을 요청합니다.</w:t>
-      </w:r>
-    </w:p>
-    <w:p>
-      <w:pPr>
-        <w:keepNext/>
-        <w:keepLines/>
-        <w:pBdr>
-          <w:left w:val="single" w:color="C89B3C" w:sz="18" w:space="6"/>
-        </w:pBdr>
-        <w:spacing w:after="100" w:before="240" w:line="276" w:lineRule="auto"/>
-        <w:ind w:left="80"/>
-      </w:pPr>
-      <w:r>
-        <w:rPr>
-          <w:b/>
-          <w:bCs/>
-          <w:color w:val="C00000"/>
-          <w:sz w:val="22"/>
-          <w:szCs w:val="22"/>
-        </w:rPr>
-        <w:t xml:space="preserve">6. [세대창고 운영기준 미정]</w:t>
-      </w:r>
-    </w:p>
-    <w:p>
-      <w:pPr>
-        <w:keepNext/>
-        <w:keepLines/>
-        <w:pBdr>
-          <w:left w:val="single" w:color="999999" w:sz="16" w:space="8"/>
-        </w:pBdr>
-        <w:shd w:fill="F2F2F2" w:val="clear"/>
-        <w:spacing w:after="100" w:before="100" w:line="276" w:lineRule="auto"/>
-        <w:ind w:left="100"/>
-      </w:pPr>
-      <w:r>
-        <w:rPr>
-          <w:i/>
-          <w:iCs/>
-          <w:color w:val="595959"/>
-          <w:sz w:val="20"/>
-          <w:szCs w:val="20"/>
-        </w:rPr>
-        <w:t xml:space="preserve">"지하층에 설치된 세대창고는 각 세대별 사용공간이 분리되어 있지 않으며, 운영방식은 입주 후 입주자 대표회의를 통해 결정되며, 이와 관련하여 이의를 제기할 수 없습니다."</w:t>
-      </w:r>
-    </w:p>
-    <w:p>
-      <w:pPr>
-        <w:keepLines/>
-        <w:pBdr>
-          <w:left w:val="single" w:color="2E5395" w:sz="28"/>
-        </w:pBdr>
-        <w:shd w:fill="EDF1F8" w:val="clear"/>
-        <w:spacing w:after="240" w:before="100" w:line="276" w:lineRule="auto"/>
-        <w:ind w:left="140"/>
-      </w:pPr>
-      <w:r>
-        <w:rPr>
-          <w:b/>
-          <w:bCs/>
-          <w:color w:val="2E5395"/>
-        </w:rPr>
-        <w:t xml:space="preserve">법무법인제이엘 검토   </w:t>
-      </w:r>
-      <w:r>
-        <w:t xml:space="preserve">개선요청: 세대창고 배정·이용 기준(안)을 입주 전 미리 마련하여 입주자대표회의 구성 초기 혼선을 줄여줄 것을 요청합니다.</w:t>
-      </w:r>
-    </w:p>
-    <w:p>
-      <w:pPr>
-        <w:keepNext/>
-        <w:keepLines/>
-        <w:pBdr>
-          <w:left w:val="single" w:color="C89B3C" w:sz="18" w:space="6"/>
-        </w:pBdr>
-        <w:spacing w:after="100" w:before="240" w:line="276" w:lineRule="auto"/>
-        <w:ind w:left="80"/>
-      </w:pPr>
-      <w:r>
-        <w:rPr>
-          <w:b/>
-          <w:bCs/>
-          <w:color w:val="C00000"/>
-          <w:sz w:val="22"/>
-          <w:szCs w:val="22"/>
-        </w:rPr>
-        <w:t xml:space="preserve">7. [도시가스 계량기 교체비용 전가]</w:t>
-      </w:r>
-    </w:p>
-    <w:p>
-      <w:pPr>
-        <w:keepNext/>
-        <w:keepLines/>
-        <w:pBdr>
-          <w:left w:val="single" w:color="999999" w:sz="16" w:space="8"/>
-        </w:pBdr>
-        <w:shd w:fill="F2F2F2" w:val="clear"/>
-        <w:spacing w:after="100" w:before="100" w:line="276" w:lineRule="auto"/>
-        <w:ind w:left="100"/>
-      </w:pPr>
-      <w:r>
-        <w:rPr>
-          <w:i/>
-          <w:iCs/>
-          <w:color w:val="595959"/>
-          <w:sz w:val="20"/>
-          <w:szCs w:val="20"/>
-        </w:rPr>
-        <w:t xml:space="preserve">"당 현장은 도시가스 원격검침계량기(원격검침 설치 시, 검침데이터를 도시가스사에 제공합니다)가 설치되는 아파트로 교체 비용은 가스 사용자가 부담하여야 합니다."</w:t>
-      </w:r>
-    </w:p>
-    <w:p>
-      <w:pPr>
-        <w:keepLines/>
-        <w:pBdr>
-          <w:left w:val="single" w:color="2E5395" w:sz="28"/>
-        </w:pBdr>
-        <w:shd w:fill="EDF1F8" w:val="clear"/>
-        <w:spacing w:after="240" w:before="100" w:line="276" w:lineRule="auto"/>
-        <w:ind w:left="140"/>
-      </w:pPr>
-      <w:r>
-        <w:rPr>
-          <w:b/>
-          <w:bCs/>
-          <w:color w:val="2E5395"/>
-        </w:rPr>
-        <w:t xml:space="preserve">법무법인제이엘 검토   </w:t>
-      </w:r>
-      <w:r>
-        <w:t xml:space="preserve">개선요청: 원격검침계량기의 내구연한 및 향후 교체 예상비용 규모를 사전에 안내해 줄 것을 요청합니다.</w:t>
-      </w:r>
-    </w:p>
+    <w:tbl>
+      <w:tblPr>
+        <w:tblW w:type="dxa" w:w="9350"/>
+        <w:tblBorders>
+          <w:top w:val="single" w:color="auto" w:sz="4"/>
+          <w:left w:val="single" w:color="auto" w:sz="4"/>
+          <w:bottom w:val="single" w:color="auto" w:sz="4"/>
+          <w:right w:val="single" w:color="auto" w:sz="4"/>
+          <w:insideH w:val="single" w:color="auto" w:sz="4"/>
+          <w:insideV w:val="single" w:color="auto" w:sz="4"/>
+        </w:tblBorders>
+      </w:tblPr>
+      <w:tblGrid>
+        <w:gridCol w:w="9350"/>
+      </w:tblGrid>
+      <w:tr>
+        <w:trPr>
+          <w:cantSplit/>
+        </w:trPr>
+        <w:tc>
+          <w:tcPr>
+            <w:tcW w:type="dxa" w:w="9350"/>
+            <w:tcBorders>
+              <w:top w:val="single" w:color="E2DED4" w:sz="4"/>
+              <w:left w:val="single" w:color="C00000" w:sz="32"/>
+              <w:bottom w:val="single" w:color="E2DED4" w:sz="4"/>
+              <w:right w:val="single" w:color="E2DED4" w:sz="4"/>
+            </w:tcBorders>
+            <w:tcMar>
+              <w:top w:type="dxa" w:w="180"/>
+              <w:left w:type="dxa" w:w="240"/>
+              <w:bottom w:type="dxa" w:w="200"/>
+              <w:right w:type="dxa" w:w="220"/>
+            </w:tcMar>
+          </w:tcPr>
+          <w:p>
+            <w:pPr>
+              <w:keepNext/>
+              <w:keepLines/>
+              <w:spacing w:after="40" w:line="276" w:lineRule="auto"/>
+            </w:pPr>
+            <w:r>
+              <w:rPr>
+                <w:b/>
+                <w:bCs/>
+                <w:color w:val="8A8F99"/>
+                <w:sz w:val="18"/>
+                <w:szCs w:val="18"/>
+              </w:rPr>
+              <w:t xml:space="preserve">01   </w:t>
+            </w:r>
+            <w:r>
+              <w:rPr>
+                <w:b/>
+                <w:bCs/>
+                <w:color w:val="1F3864"/>
+                <w:sz w:val="23"/>
+                <w:szCs w:val="23"/>
+              </w:rPr>
+              <w:t xml:space="preserve">부대시설 유지관리비 전가</w:t>
+            </w:r>
+            <w:r>
+              <w:rPr>
+                <w:b/>
+                <w:bCs/>
+                <w:color w:val="C00000"/>
+                <w:sz w:val="18"/>
+                <w:szCs w:val="18"/>
+              </w:rPr>
+              <w:t xml:space="preserve">   ［상］</w:t>
+            </w:r>
+          </w:p>
+          <w:p>
+            <w:pPr>
+              <w:keepNext/>
+              <w:keepLines/>
+              <w:spacing w:after="60" w:before="160" w:line="276" w:lineRule="auto"/>
+            </w:pPr>
+            <w:r>
+              <w:rPr>
+                <w:b/>
+                <w:bCs/>
+                <w:color w:val="595959"/>
+                <w:sz w:val="16"/>
+                <w:szCs w:val="16"/>
+              </w:rPr>
+              <w:t xml:space="preserve">원문 인용</w:t>
+            </w:r>
+          </w:p>
+          <w:p>
+            <w:pPr>
+              <w:keepNext/>
+              <w:keepLines/>
+              <w:pBdr>
+                <w:top w:val="single" w:color="E2DED4" w:sz="4"/>
+                <w:bottom w:val="single" w:color="E2DED4" w:sz="4"/>
+                <w:left w:val="single" w:color="E2DED4" w:sz="4"/>
+                <w:right w:val="single" w:color="E2DED4" w:sz="4"/>
+              </w:pBdr>
+              <w:shd w:fill="F7F3EA" w:val="clear"/>
+              <w:spacing w:after="160" w:before="100" w:line="288" w:lineRule="auto"/>
+              <w:ind w:left="160" w:right="160"/>
+            </w:pPr>
+            <w:r>
+              <w:rPr>
+                <w:color w:val="2B2E33"/>
+                <w:sz w:val="20"/>
+                <w:szCs w:val="20"/>
+              </w:rPr>
+              <w:t xml:space="preserve">“부대시설, 주민공동시설, 저수조, 배수조 등 입주 후 유지/보수/관리에 관한 일체의 비용은 입주자가 부담하여야 하며, 시설물에 대한 계획은 다소 변경될 수 있습니다.”</w:t>
+            </w:r>
+          </w:p>
+          <w:p>
+            <w:pPr>
+              <w:keepLines/>
+              <w:spacing w:after="40" w:before="20" w:line="280" w:lineRule="auto"/>
+            </w:pPr>
+            <w:r>
+              <w:rPr>
+                <w:b/>
+                <w:bCs/>
+                <w:color w:val="2E5395"/>
+                <w:sz w:val="20"/>
+                <w:szCs w:val="20"/>
+              </w:rPr>
+              <w:t xml:space="preserve">✓  개선요청   </w:t>
+            </w:r>
+            <w:r>
+              <w:rPr>
+                <w:sz w:val="20"/>
+                <w:szCs w:val="20"/>
+              </w:rPr>
+              <w:t xml:space="preserve">부대시설별 예상 유지관리비 산정근거(항목·연간 예상금액)를 입주 전 입주예정자협의회에 사전 공개해 줄 것을 요청합니다.</w:t>
+            </w:r>
+          </w:p>
+        </w:tc>
+      </w:tr>
+    </w:tbl>
+    <w:tbl>
+      <w:tblPr>
+        <w:tblW w:type="dxa" w:w="9350"/>
+        <w:tblBorders>
+          <w:top w:val="single" w:color="auto" w:sz="4"/>
+          <w:left w:val="single" w:color="auto" w:sz="4"/>
+          <w:bottom w:val="single" w:color="auto" w:sz="4"/>
+          <w:right w:val="single" w:color="auto" w:sz="4"/>
+          <w:insideH w:val="single" w:color="auto" w:sz="4"/>
+          <w:insideV w:val="single" w:color="auto" w:sz="4"/>
+        </w:tblBorders>
+      </w:tblPr>
+      <w:tblGrid>
+        <w:gridCol w:w="9350"/>
+      </w:tblGrid>
+      <w:tr>
+        <w:trPr>
+          <w:cantSplit/>
+        </w:trPr>
+        <w:tc>
+          <w:tcPr>
+            <w:tcW w:type="dxa" w:w="9350"/>
+            <w:tcBorders>
+              <w:top w:val="single" w:color="E2DED4" w:sz="4"/>
+              <w:left w:val="single" w:color="C00000" w:sz="32"/>
+              <w:bottom w:val="single" w:color="E2DED4" w:sz="4"/>
+              <w:right w:val="single" w:color="E2DED4" w:sz="4"/>
+            </w:tcBorders>
+            <w:tcMar>
+              <w:top w:type="dxa" w:w="180"/>
+              <w:left w:type="dxa" w:w="240"/>
+              <w:bottom w:type="dxa" w:w="200"/>
+              <w:right w:type="dxa" w:w="220"/>
+            </w:tcMar>
+          </w:tcPr>
+          <w:p>
+            <w:pPr>
+              <w:keepNext/>
+              <w:keepLines/>
+              <w:spacing w:after="40" w:line="276" w:lineRule="auto"/>
+            </w:pPr>
+            <w:r>
+              <w:rPr>
+                <w:b/>
+                <w:bCs/>
+                <w:color w:val="8A8F99"/>
+                <w:sz w:val="18"/>
+                <w:szCs w:val="18"/>
+              </w:rPr>
+              <w:t xml:space="preserve">02   </w:t>
+            </w:r>
+            <w:r>
+              <w:rPr>
+                <w:b/>
+                <w:bCs/>
+                <w:color w:val="1F3864"/>
+                <w:sz w:val="23"/>
+                <w:szCs w:val="23"/>
+              </w:rPr>
+              <w:t xml:space="preserve">경관조명·수경시설 비용 전가</w:t>
+            </w:r>
+            <w:r>
+              <w:rPr>
+                <w:b/>
+                <w:bCs/>
+                <w:color w:val="C00000"/>
+                <w:sz w:val="18"/>
+                <w:szCs w:val="18"/>
+              </w:rPr>
+              <w:t xml:space="preserve">   ［상］</w:t>
+            </w:r>
+          </w:p>
+          <w:p>
+            <w:pPr>
+              <w:keepNext/>
+              <w:keepLines/>
+              <w:spacing w:after="60" w:before="160" w:line="276" w:lineRule="auto"/>
+            </w:pPr>
+            <w:r>
+              <w:rPr>
+                <w:b/>
+                <w:bCs/>
+                <w:color w:val="595959"/>
+                <w:sz w:val="16"/>
+                <w:szCs w:val="16"/>
+              </w:rPr>
+              <w:t xml:space="preserve">원문 인용</w:t>
+            </w:r>
+          </w:p>
+          <w:p>
+            <w:pPr>
+              <w:keepNext/>
+              <w:keepLines/>
+              <w:pBdr>
+                <w:top w:val="single" w:color="E2DED4" w:sz="4"/>
+                <w:bottom w:val="single" w:color="E2DED4" w:sz="4"/>
+                <w:left w:val="single" w:color="E2DED4" w:sz="4"/>
+                <w:right w:val="single" w:color="E2DED4" w:sz="4"/>
+              </w:pBdr>
+              <w:shd w:fill="F7F3EA" w:val="clear"/>
+              <w:spacing w:after="160" w:before="100" w:line="288" w:lineRule="auto"/>
+              <w:ind w:left="160" w:right="160"/>
+            </w:pPr>
+            <w:r>
+              <w:rPr>
+                <w:color w:val="2B2E33"/>
+                <w:sz w:val="20"/>
+                <w:szCs w:val="20"/>
+              </w:rPr>
+              <w:t xml:space="preserve">“향후 경관조명이 설치 또는 변경될 수 있으며, 발생되는 유지/보수/관리에 관한 일체의 비용은 입주자가 부담하여야 하며, 일부 세대는 경관조명으로 인해 눈부심이 발생할 수도 있습니다.”</w:t>
+            </w:r>
+          </w:p>
+          <w:p>
+            <w:pPr>
+              <w:keepLines/>
+              <w:spacing w:after="40" w:before="20" w:line="280" w:lineRule="auto"/>
+            </w:pPr>
+            <w:r>
+              <w:rPr>
+                <w:b/>
+                <w:bCs/>
+                <w:color w:val="2E5395"/>
+                <w:sz w:val="20"/>
+                <w:szCs w:val="20"/>
+              </w:rPr>
+              <w:t xml:space="preserve">✓  개선요청   </w:t>
+            </w:r>
+            <w:r>
+              <w:rPr>
+                <w:sz w:val="20"/>
+                <w:szCs w:val="20"/>
+              </w:rPr>
+              <w:t xml:space="preserve">경관조명 설계 시 저층부 세대의 눈부심 저감 방안(각도 조정, 차광판 등)을 반영하고, 수경시설 유지비 항목을 관리비 내역에 별도 표기해 줄 것을 요청합니다.</w:t>
+            </w:r>
+          </w:p>
+        </w:tc>
+      </w:tr>
+    </w:tbl>
+    <w:tbl>
+      <w:tblPr>
+        <w:tblW w:type="dxa" w:w="9350"/>
+        <w:tblBorders>
+          <w:top w:val="single" w:color="auto" w:sz="4"/>
+          <w:left w:val="single" w:color="auto" w:sz="4"/>
+          <w:bottom w:val="single" w:color="auto" w:sz="4"/>
+          <w:right w:val="single" w:color="auto" w:sz="4"/>
+          <w:insideH w:val="single" w:color="auto" w:sz="4"/>
+          <w:insideV w:val="single" w:color="auto" w:sz="4"/>
+        </w:tblBorders>
+      </w:tblPr>
+      <w:tblGrid>
+        <w:gridCol w:w="9350"/>
+      </w:tblGrid>
+      <w:tr>
+        <w:trPr>
+          <w:cantSplit/>
+        </w:trPr>
+        <w:tc>
+          <w:tcPr>
+            <w:tcW w:type="dxa" w:w="9350"/>
+            <w:tcBorders>
+              <w:top w:val="single" w:color="E2DED4" w:sz="4"/>
+              <w:left w:val="single" w:color="C00000" w:sz="32"/>
+              <w:bottom w:val="single" w:color="E2DED4" w:sz="4"/>
+              <w:right w:val="single" w:color="E2DED4" w:sz="4"/>
+            </w:tcBorders>
+            <w:tcMar>
+              <w:top w:type="dxa" w:w="180"/>
+              <w:left w:type="dxa" w:w="240"/>
+              <w:bottom w:type="dxa" w:w="200"/>
+              <w:right w:type="dxa" w:w="220"/>
+            </w:tcMar>
+          </w:tcPr>
+          <w:p>
+            <w:pPr>
+              <w:keepNext/>
+              <w:keepLines/>
+              <w:spacing w:after="40" w:line="276" w:lineRule="auto"/>
+            </w:pPr>
+            <w:r>
+              <w:rPr>
+                <w:b/>
+                <w:bCs/>
+                <w:color w:val="8A8F99"/>
+                <w:sz w:val="18"/>
+                <w:szCs w:val="18"/>
+              </w:rPr>
+              <w:t xml:space="preserve">03   </w:t>
+            </w:r>
+            <w:r>
+              <w:rPr>
+                <w:b/>
+                <w:bCs/>
+                <w:color w:val="1F3864"/>
+                <w:sz w:val="23"/>
+                <w:szCs w:val="23"/>
+              </w:rPr>
+              <w:t xml:space="preserve">신재생에너지 유지비 공용관리비 전가</w:t>
+            </w:r>
+            <w:r>
+              <w:rPr>
+                <w:b/>
+                <w:bCs/>
+                <w:color w:val="C00000"/>
+                <w:sz w:val="18"/>
+                <w:szCs w:val="18"/>
+              </w:rPr>
+              <w:t xml:space="preserve">   ［상］</w:t>
+            </w:r>
+          </w:p>
+          <w:p>
+            <w:pPr>
+              <w:keepNext/>
+              <w:keepLines/>
+              <w:spacing w:after="60" w:before="160" w:line="276" w:lineRule="auto"/>
+            </w:pPr>
+            <w:r>
+              <w:rPr>
+                <w:b/>
+                <w:bCs/>
+                <w:color w:val="595959"/>
+                <w:sz w:val="16"/>
+                <w:szCs w:val="16"/>
+              </w:rPr>
+              <w:t xml:space="preserve">원문 인용</w:t>
+            </w:r>
+          </w:p>
+          <w:p>
+            <w:pPr>
+              <w:keepNext/>
+              <w:keepLines/>
+              <w:pBdr>
+                <w:top w:val="single" w:color="E2DED4" w:sz="4"/>
+                <w:bottom w:val="single" w:color="E2DED4" w:sz="4"/>
+                <w:left w:val="single" w:color="E2DED4" w:sz="4"/>
+                <w:right w:val="single" w:color="E2DED4" w:sz="4"/>
+              </w:pBdr>
+              <w:shd w:fill="F7F3EA" w:val="clear"/>
+              <w:spacing w:after="160" w:before="100" w:line="288" w:lineRule="auto"/>
+              <w:ind w:left="160" w:right="160"/>
+            </w:pPr>
+            <w:r>
+              <w:rPr>
+                <w:color w:val="2B2E33"/>
+                <w:sz w:val="20"/>
+                <w:szCs w:val="20"/>
+              </w:rPr>
+              <w:t xml:space="preserve">“신재생에너지 시스템의 운영 및 유지관리를 위한 비용은 공용관리비로 부과되며 이에 이의를 제기할 수 없습니다.”</w:t>
+            </w:r>
+          </w:p>
+          <w:p>
+            <w:pPr>
+              <w:keepLines/>
+              <w:spacing w:after="40" w:before="20" w:line="280" w:lineRule="auto"/>
+            </w:pPr>
+            <w:r>
+              <w:rPr>
+                <w:b/>
+                <w:bCs/>
+                <w:color w:val="2E5395"/>
+                <w:sz w:val="20"/>
+                <w:szCs w:val="20"/>
+              </w:rPr>
+              <w:t xml:space="preserve">✓  개선요청   </w:t>
+            </w:r>
+            <w:r>
+              <w:rPr>
+                <w:sz w:val="20"/>
+                <w:szCs w:val="20"/>
+              </w:rPr>
+              <w:t xml:space="preserve">신재생에너지 설비의 종류·용량과 예상 연간 유지비를 입주 전 공개하고, 향후 관리비 고지 시 별도 항목으로 구분 표기해 줄 것을 요청합니다.</w:t>
+            </w:r>
+          </w:p>
+        </w:tc>
+      </w:tr>
+    </w:tbl>
+    <w:tbl>
+      <w:tblPr>
+        <w:tblW w:type="dxa" w:w="9350"/>
+        <w:tblBorders>
+          <w:top w:val="single" w:color="auto" w:sz="4"/>
+          <w:left w:val="single" w:color="auto" w:sz="4"/>
+          <w:bottom w:val="single" w:color="auto" w:sz="4"/>
+          <w:right w:val="single" w:color="auto" w:sz="4"/>
+          <w:insideH w:val="single" w:color="auto" w:sz="4"/>
+          <w:insideV w:val="single" w:color="auto" w:sz="4"/>
+        </w:tblBorders>
+      </w:tblPr>
+      <w:tblGrid>
+        <w:gridCol w:w="9350"/>
+      </w:tblGrid>
+      <w:tr>
+        <w:trPr>
+          <w:cantSplit/>
+        </w:trPr>
+        <w:tc>
+          <w:tcPr>
+            <w:tcW w:type="dxa" w:w="9350"/>
+            <w:tcBorders>
+              <w:top w:val="single" w:color="E2DED4" w:sz="4"/>
+              <w:left w:val="single" w:color="C00000" w:sz="32"/>
+              <w:bottom w:val="single" w:color="E2DED4" w:sz="4"/>
+              <w:right w:val="single" w:color="E2DED4" w:sz="4"/>
+            </w:tcBorders>
+            <w:tcMar>
+              <w:top w:type="dxa" w:w="180"/>
+              <w:left w:type="dxa" w:w="240"/>
+              <w:bottom w:type="dxa" w:w="200"/>
+              <w:right w:type="dxa" w:w="220"/>
+            </w:tcMar>
+          </w:tcPr>
+          <w:p>
+            <w:pPr>
+              <w:keepNext/>
+              <w:keepLines/>
+              <w:spacing w:after="40" w:line="276" w:lineRule="auto"/>
+            </w:pPr>
+            <w:r>
+              <w:rPr>
+                <w:b/>
+                <w:bCs/>
+                <w:color w:val="8A8F99"/>
+                <w:sz w:val="18"/>
+                <w:szCs w:val="18"/>
+              </w:rPr>
+              <w:t xml:space="preserve">04   </w:t>
+            </w:r>
+            <w:r>
+              <w:rPr>
+                <w:b/>
+                <w:bCs/>
+                <w:color w:val="1F3864"/>
+                <w:sz w:val="23"/>
+                <w:szCs w:val="23"/>
+              </w:rPr>
+              <w:t xml:space="preserve">근린생활·판매시설 주차장 미분리</w:t>
+            </w:r>
+            <w:r>
+              <w:rPr>
+                <w:b/>
+                <w:bCs/>
+                <w:color w:val="C00000"/>
+                <w:sz w:val="18"/>
+                <w:szCs w:val="18"/>
+              </w:rPr>
+              <w:t xml:space="preserve">   ［상］</w:t>
+            </w:r>
+          </w:p>
+          <w:p>
+            <w:pPr>
+              <w:keepNext/>
+              <w:keepLines/>
+              <w:spacing w:after="60" w:before="160" w:line="276" w:lineRule="auto"/>
+            </w:pPr>
+            <w:r>
+              <w:rPr>
+                <w:b/>
+                <w:bCs/>
+                <w:color w:val="595959"/>
+                <w:sz w:val="16"/>
+                <w:szCs w:val="16"/>
+              </w:rPr>
+              <w:t xml:space="preserve">원문 인용</w:t>
+            </w:r>
+          </w:p>
+          <w:p>
+            <w:pPr>
+              <w:keepNext/>
+              <w:keepLines/>
+              <w:pBdr>
+                <w:top w:val="single" w:color="E2DED4" w:sz="4"/>
+                <w:bottom w:val="single" w:color="E2DED4" w:sz="4"/>
+                <w:left w:val="single" w:color="E2DED4" w:sz="4"/>
+                <w:right w:val="single" w:color="E2DED4" w:sz="4"/>
+              </w:pBdr>
+              <w:shd w:fill="F7F3EA" w:val="clear"/>
+              <w:spacing w:after="160" w:before="100" w:line="288" w:lineRule="auto"/>
+              <w:ind w:left="160" w:right="160"/>
+            </w:pPr>
+            <w:r>
+              <w:rPr>
+                <w:color w:val="2B2E33"/>
+                <w:sz w:val="20"/>
+                <w:szCs w:val="20"/>
+              </w:rPr>
+              <w:t xml:space="preserve">“본 공동주택은 1단지(3-1BL)에 근린생활시설과 2단지(3-2,3-3BL)에 판매시설이 계획되어 있으며 근린생활시설과 판매시설은 특성상 위치, 크기, 동선 등의 설계변경이 있을 수 있으며 입주자는 이에 이의를 제기할 수 없습니다.”</w:t>
+            </w:r>
+          </w:p>
+          <w:p>
+            <w:pPr>
+              <w:keepLines/>
+              <w:spacing w:after="40" w:before="20" w:line="280" w:lineRule="auto"/>
+            </w:pPr>
+            <w:r>
+              <w:rPr>
+                <w:b/>
+                <w:bCs/>
+                <w:color w:val="2E5395"/>
+                <w:sz w:val="20"/>
+                <w:szCs w:val="20"/>
+              </w:rPr>
+              <w:t xml:space="preserve">✓  개선요청   </w:t>
+            </w:r>
+            <w:r>
+              <w:rPr>
+                <w:sz w:val="20"/>
+                <w:szCs w:val="20"/>
+              </w:rPr>
+              <w:t xml:space="preserve">근린생활시설(101동 인근, 10대)·판매시설(301·302동 인근, 31대) 전용 주차장과 공동주택 주차장 간 동선·차단기 운영계획을 입주 전 공개하여 생활권 침해 우려를 해소해 줄 것을 요청합니다.</w:t>
+            </w:r>
+          </w:p>
+        </w:tc>
+      </w:tr>
+    </w:tbl>
+    <w:tbl>
+      <w:tblPr>
+        <w:tblW w:type="dxa" w:w="9350"/>
+        <w:tblBorders>
+          <w:top w:val="single" w:color="auto" w:sz="4"/>
+          <w:left w:val="single" w:color="auto" w:sz="4"/>
+          <w:bottom w:val="single" w:color="auto" w:sz="4"/>
+          <w:right w:val="single" w:color="auto" w:sz="4"/>
+          <w:insideH w:val="single" w:color="auto" w:sz="4"/>
+          <w:insideV w:val="single" w:color="auto" w:sz="4"/>
+        </w:tblBorders>
+      </w:tblPr>
+      <w:tblGrid>
+        <w:gridCol w:w="9350"/>
+      </w:tblGrid>
+      <w:tr>
+        <w:trPr>
+          <w:cantSplit/>
+        </w:trPr>
+        <w:tc>
+          <w:tcPr>
+            <w:tcW w:type="dxa" w:w="9350"/>
+            <w:tcBorders>
+              <w:top w:val="single" w:color="E2DED4" w:sz="4"/>
+              <w:left w:val="single" w:color="C00000" w:sz="32"/>
+              <w:bottom w:val="single" w:color="E2DED4" w:sz="4"/>
+              <w:right w:val="single" w:color="E2DED4" w:sz="4"/>
+            </w:tcBorders>
+            <w:tcMar>
+              <w:top w:type="dxa" w:w="180"/>
+              <w:left w:type="dxa" w:w="240"/>
+              <w:bottom w:type="dxa" w:w="200"/>
+              <w:right w:type="dxa" w:w="220"/>
+            </w:tcMar>
+          </w:tcPr>
+          <w:p>
+            <w:pPr>
+              <w:keepNext/>
+              <w:keepLines/>
+              <w:spacing w:after="40" w:line="276" w:lineRule="auto"/>
+            </w:pPr>
+            <w:r>
+              <w:rPr>
+                <w:b/>
+                <w:bCs/>
+                <w:color w:val="8A8F99"/>
+                <w:sz w:val="18"/>
+                <w:szCs w:val="18"/>
+              </w:rPr>
+              <w:t xml:space="preserve">05   </w:t>
+            </w:r>
+            <w:r>
+              <w:rPr>
+                <w:b/>
+                <w:bCs/>
+                <w:color w:val="1F3864"/>
+                <w:sz w:val="23"/>
+                <w:szCs w:val="23"/>
+              </w:rPr>
+              <w:t xml:space="preserve">전기차 충전구역 이용 형평성</w:t>
+            </w:r>
+            <w:r>
+              <w:rPr>
+                <w:b/>
+                <w:bCs/>
+                <w:color w:val="C00000"/>
+                <w:sz w:val="18"/>
+                <w:szCs w:val="18"/>
+              </w:rPr>
+              <w:t xml:space="preserve">   ［상］</w:t>
+            </w:r>
+          </w:p>
+          <w:p>
+            <w:pPr>
+              <w:keepNext/>
+              <w:keepLines/>
+              <w:spacing w:after="60" w:before="160" w:line="276" w:lineRule="auto"/>
+            </w:pPr>
+            <w:r>
+              <w:rPr>
+                <w:b/>
+                <w:bCs/>
+                <w:color w:val="595959"/>
+                <w:sz w:val="16"/>
+                <w:szCs w:val="16"/>
+              </w:rPr>
+              <w:t xml:space="preserve">원문 인용</w:t>
+            </w:r>
+          </w:p>
+          <w:p>
+            <w:pPr>
+              <w:keepNext/>
+              <w:keepLines/>
+              <w:pBdr>
+                <w:top w:val="single" w:color="E2DED4" w:sz="4"/>
+                <w:bottom w:val="single" w:color="E2DED4" w:sz="4"/>
+                <w:left w:val="single" w:color="E2DED4" w:sz="4"/>
+                <w:right w:val="single" w:color="E2DED4" w:sz="4"/>
+              </w:pBdr>
+              <w:shd w:fill="F7F3EA" w:val="clear"/>
+              <w:spacing w:after="160" w:before="100" w:line="288" w:lineRule="auto"/>
+              <w:ind w:left="160" w:right="160"/>
+            </w:pPr>
+            <w:r>
+              <w:rPr>
+                <w:color w:val="2B2E33"/>
+                <w:sz w:val="20"/>
+                <w:szCs w:val="20"/>
+              </w:rPr>
+              <w:t xml:space="preserve">“단지 지하주차장에는 전기 자동차 충전시설이 설치되며(지하1층, 지하2층), 각 주동 공용홀로부터 접근 및 이용(전기 자동차외 주차금지 등)의 형평성이 맞지 않더라도 이에 대한 이의를 제기할 수 없습니다.”</w:t>
+            </w:r>
+          </w:p>
+          <w:p>
+            <w:pPr>
+              <w:keepLines/>
+              <w:spacing w:after="40" w:before="20" w:line="280" w:lineRule="auto"/>
+            </w:pPr>
+            <w:r>
+              <w:rPr>
+                <w:b/>
+                <w:bCs/>
+                <w:color w:val="2E5395"/>
+                <w:sz w:val="20"/>
+                <w:szCs w:val="20"/>
+              </w:rPr>
+              <w:t xml:space="preserve">✓  개선요청   </w:t>
+            </w:r>
+            <w:r>
+              <w:rPr>
+                <w:sz w:val="20"/>
+                <w:szCs w:val="20"/>
+              </w:rPr>
+              <w:t xml:space="preserve">전기차 미보유 세대의 접근성이 과도하게 불리하지 않도록 충전구역 배치 시 동별 형평성을 고려해 줄 것을 요청합니다.</w:t>
+            </w:r>
+          </w:p>
+        </w:tc>
+      </w:tr>
+    </w:tbl>
+    <w:tbl>
+      <w:tblPr>
+        <w:tblW w:type="dxa" w:w="9350"/>
+        <w:tblBorders>
+          <w:top w:val="single" w:color="auto" w:sz="4"/>
+          <w:left w:val="single" w:color="auto" w:sz="4"/>
+          <w:bottom w:val="single" w:color="auto" w:sz="4"/>
+          <w:right w:val="single" w:color="auto" w:sz="4"/>
+          <w:insideH w:val="single" w:color="auto" w:sz="4"/>
+          <w:insideV w:val="single" w:color="auto" w:sz="4"/>
+        </w:tblBorders>
+      </w:tblPr>
+      <w:tblGrid>
+        <w:gridCol w:w="9350"/>
+      </w:tblGrid>
+      <w:tr>
+        <w:trPr>
+          <w:cantSplit/>
+        </w:trPr>
+        <w:tc>
+          <w:tcPr>
+            <w:tcW w:type="dxa" w:w="9350"/>
+            <w:tcBorders>
+              <w:top w:val="single" w:color="E2DED4" w:sz="4"/>
+              <w:left w:val="single" w:color="C00000" w:sz="32"/>
+              <w:bottom w:val="single" w:color="E2DED4" w:sz="4"/>
+              <w:right w:val="single" w:color="E2DED4" w:sz="4"/>
+            </w:tcBorders>
+            <w:tcMar>
+              <w:top w:type="dxa" w:w="180"/>
+              <w:left w:type="dxa" w:w="240"/>
+              <w:bottom w:type="dxa" w:w="200"/>
+              <w:right w:type="dxa" w:w="220"/>
+            </w:tcMar>
+          </w:tcPr>
+          <w:p>
+            <w:pPr>
+              <w:keepNext/>
+              <w:keepLines/>
+              <w:spacing w:after="40" w:line="276" w:lineRule="auto"/>
+            </w:pPr>
+            <w:r>
+              <w:rPr>
+                <w:b/>
+                <w:bCs/>
+                <w:color w:val="8A8F99"/>
+                <w:sz w:val="18"/>
+                <w:szCs w:val="18"/>
+              </w:rPr>
+              <w:t xml:space="preserve">06   </w:t>
+            </w:r>
+            <w:r>
+              <w:rPr>
+                <w:b/>
+                <w:bCs/>
+                <w:color w:val="1F3864"/>
+                <w:sz w:val="23"/>
+                <w:szCs w:val="23"/>
+              </w:rPr>
+              <w:t xml:space="preserve">세대창고 운영기준 미정</w:t>
+            </w:r>
+            <w:r>
+              <w:rPr>
+                <w:b/>
+                <w:bCs/>
+                <w:color w:val="C00000"/>
+                <w:sz w:val="18"/>
+                <w:szCs w:val="18"/>
+              </w:rPr>
+              <w:t xml:space="preserve">   ［상］</w:t>
+            </w:r>
+          </w:p>
+          <w:p>
+            <w:pPr>
+              <w:keepNext/>
+              <w:keepLines/>
+              <w:spacing w:after="60" w:before="160" w:line="276" w:lineRule="auto"/>
+            </w:pPr>
+            <w:r>
+              <w:rPr>
+                <w:b/>
+                <w:bCs/>
+                <w:color w:val="595959"/>
+                <w:sz w:val="16"/>
+                <w:szCs w:val="16"/>
+              </w:rPr>
+              <w:t xml:space="preserve">원문 인용</w:t>
+            </w:r>
+          </w:p>
+          <w:p>
+            <w:pPr>
+              <w:keepNext/>
+              <w:keepLines/>
+              <w:pBdr>
+                <w:top w:val="single" w:color="E2DED4" w:sz="4"/>
+                <w:bottom w:val="single" w:color="E2DED4" w:sz="4"/>
+                <w:left w:val="single" w:color="E2DED4" w:sz="4"/>
+                <w:right w:val="single" w:color="E2DED4" w:sz="4"/>
+              </w:pBdr>
+              <w:shd w:fill="F7F3EA" w:val="clear"/>
+              <w:spacing w:after="160" w:before="100" w:line="288" w:lineRule="auto"/>
+              <w:ind w:left="160" w:right="160"/>
+            </w:pPr>
+            <w:r>
+              <w:rPr>
+                <w:color w:val="2B2E33"/>
+                <w:sz w:val="20"/>
+                <w:szCs w:val="20"/>
+              </w:rPr>
+              <w:t xml:space="preserve">“지하층에 설치된 세대창고는 각 세대별 사용공간이 분리되어 있지 않으며, 운영방식은 입주 후 입주자 대표회의를 통해 결정되며, 이와 관련하여 이의를 제기할 수 없습니다.”</w:t>
+            </w:r>
+          </w:p>
+          <w:p>
+            <w:pPr>
+              <w:keepLines/>
+              <w:spacing w:after="40" w:before="20" w:line="280" w:lineRule="auto"/>
+            </w:pPr>
+            <w:r>
+              <w:rPr>
+                <w:b/>
+                <w:bCs/>
+                <w:color w:val="2E5395"/>
+                <w:sz w:val="20"/>
+                <w:szCs w:val="20"/>
+              </w:rPr>
+              <w:t xml:space="preserve">✓  개선요청   </w:t>
+            </w:r>
+            <w:r>
+              <w:rPr>
+                <w:sz w:val="20"/>
+                <w:szCs w:val="20"/>
+              </w:rPr>
+              <w:t xml:space="preserve">세대창고 배정·이용 기준(안)을 입주 전 미리 마련하여 입주자대표회의 구성 초기 혼선을 줄여줄 것을 요청합니다.</w:t>
+            </w:r>
+          </w:p>
+        </w:tc>
+      </w:tr>
+    </w:tbl>
+    <w:tbl>
+      <w:tblPr>
+        <w:tblW w:type="dxa" w:w="9350"/>
+        <w:tblBorders>
+          <w:top w:val="single" w:color="auto" w:sz="4"/>
+          <w:left w:val="single" w:color="auto" w:sz="4"/>
+          <w:bottom w:val="single" w:color="auto" w:sz="4"/>
+          <w:right w:val="single" w:color="auto" w:sz="4"/>
+          <w:insideH w:val="single" w:color="auto" w:sz="4"/>
+          <w:insideV w:val="single" w:color="auto" w:sz="4"/>
+        </w:tblBorders>
+      </w:tblPr>
+      <w:tblGrid>
+        <w:gridCol w:w="9350"/>
+      </w:tblGrid>
+      <w:tr>
+        <w:trPr>
+          <w:cantSplit/>
+        </w:trPr>
+        <w:tc>
+          <w:tcPr>
+            <w:tcW w:type="dxa" w:w="9350"/>
+            <w:tcBorders>
+              <w:top w:val="single" w:color="E2DED4" w:sz="4"/>
+              <w:left w:val="single" w:color="C00000" w:sz="32"/>
+              <w:bottom w:val="single" w:color="E2DED4" w:sz="4"/>
+              <w:right w:val="single" w:color="E2DED4" w:sz="4"/>
+            </w:tcBorders>
+            <w:tcMar>
+              <w:top w:type="dxa" w:w="180"/>
+              <w:left w:type="dxa" w:w="240"/>
+              <w:bottom w:type="dxa" w:w="200"/>
+              <w:right w:type="dxa" w:w="220"/>
+            </w:tcMar>
+          </w:tcPr>
+          <w:p>
+            <w:pPr>
+              <w:keepNext/>
+              <w:keepLines/>
+              <w:spacing w:after="40" w:line="276" w:lineRule="auto"/>
+            </w:pPr>
+            <w:r>
+              <w:rPr>
+                <w:b/>
+                <w:bCs/>
+                <w:color w:val="8A8F99"/>
+                <w:sz w:val="18"/>
+                <w:szCs w:val="18"/>
+              </w:rPr>
+              <w:t xml:space="preserve">07   </w:t>
+            </w:r>
+            <w:r>
+              <w:rPr>
+                <w:b/>
+                <w:bCs/>
+                <w:color w:val="1F3864"/>
+                <w:sz w:val="23"/>
+                <w:szCs w:val="23"/>
+              </w:rPr>
+              <w:t xml:space="preserve">도시가스 계량기 교체비용 전가</w:t>
+            </w:r>
+            <w:r>
+              <w:rPr>
+                <w:b/>
+                <w:bCs/>
+                <w:color w:val="C00000"/>
+                <w:sz w:val="18"/>
+                <w:szCs w:val="18"/>
+              </w:rPr>
+              <w:t xml:space="preserve">   ［상］</w:t>
+            </w:r>
+          </w:p>
+          <w:p>
+            <w:pPr>
+              <w:keepNext/>
+              <w:keepLines/>
+              <w:spacing w:after="60" w:before="160" w:line="276" w:lineRule="auto"/>
+            </w:pPr>
+            <w:r>
+              <w:rPr>
+                <w:b/>
+                <w:bCs/>
+                <w:color w:val="595959"/>
+                <w:sz w:val="16"/>
+                <w:szCs w:val="16"/>
+              </w:rPr>
+              <w:t xml:space="preserve">원문 인용</w:t>
+            </w:r>
+          </w:p>
+          <w:p>
+            <w:pPr>
+              <w:keepNext/>
+              <w:keepLines/>
+              <w:pBdr>
+                <w:top w:val="single" w:color="E2DED4" w:sz="4"/>
+                <w:bottom w:val="single" w:color="E2DED4" w:sz="4"/>
+                <w:left w:val="single" w:color="E2DED4" w:sz="4"/>
+                <w:right w:val="single" w:color="E2DED4" w:sz="4"/>
+              </w:pBdr>
+              <w:shd w:fill="F7F3EA" w:val="clear"/>
+              <w:spacing w:after="160" w:before="100" w:line="288" w:lineRule="auto"/>
+              <w:ind w:left="160" w:right="160"/>
+            </w:pPr>
+            <w:r>
+              <w:rPr>
+                <w:color w:val="2B2E33"/>
+                <w:sz w:val="20"/>
+                <w:szCs w:val="20"/>
+              </w:rPr>
+              <w:t xml:space="preserve">“당 현장은 도시가스 원격검침계량기(원격검침 설치 시, 검침데이터를 도시가스사에 제공합니다)가 설치되는 아파트로 교체 비용은 가스 사용자가 부담하여야 합니다.”</w:t>
+            </w:r>
+          </w:p>
+          <w:p>
+            <w:pPr>
+              <w:keepLines/>
+              <w:spacing w:after="40" w:before="20" w:line="280" w:lineRule="auto"/>
+            </w:pPr>
+            <w:r>
+              <w:rPr>
+                <w:b/>
+                <w:bCs/>
+                <w:color w:val="2E5395"/>
+                <w:sz w:val="20"/>
+                <w:szCs w:val="20"/>
+              </w:rPr>
+              <w:t xml:space="preserve">✓  개선요청   </w:t>
+            </w:r>
+            <w:r>
+              <w:rPr>
+                <w:sz w:val="20"/>
+                <w:szCs w:val="20"/>
+              </w:rPr>
+              <w:t xml:space="preserve">원격검침계량기의 내구연한 및 향후 교체 예상비용 규모를 사전에 안내해 줄 것을 요청합니다.</w:t>
+            </w:r>
+          </w:p>
+        </w:tc>
+      </w:tr>
+    </w:tbl>
     <w:p>
       <w:pPr>
         <w:keepLines/>
@@ -1879,22 +2393,40 @@
       <w:pPr>
         <w:keepNext/>
         <w:keepLines/>
+        <w:spacing w:after="60" w:before="160" w:line="276" w:lineRule="auto"/>
+      </w:pPr>
+      <w:r>
+        <w:rPr>
+          <w:b/>
+          <w:bCs/>
+          <w:color w:val="595959"/>
+          <w:sz w:val="16"/>
+          <w:szCs w:val="16"/>
+        </w:rPr>
+        <w:t xml:space="preserve">원문 인용</w:t>
+      </w:r>
+    </w:p>
+    <w:p>
+      <w:pPr>
+        <w:keepNext/>
+        <w:keepLines/>
         <w:pBdr>
-          <w:left w:val="single" w:color="999999" w:sz="16" w:space="8"/>
+          <w:top w:val="single" w:color="E2DED4" w:sz="4"/>
+          <w:bottom w:val="single" w:color="E2DED4" w:sz="4"/>
+          <w:left w:val="single" w:color="E2DED4" w:sz="4"/>
+          <w:right w:val="single" w:color="E2DED4" w:sz="4"/>
         </w:pBdr>
-        <w:shd w:fill="F2F2F2" w:val="clear"/>
-        <w:spacing w:after="100" w:before="100" w:line="276" w:lineRule="auto"/>
-        <w:ind w:left="100"/>
+        <w:shd w:fill="F7F3EA" w:val="clear"/>
+        <w:spacing w:after="160" w:before="100" w:line="288" w:lineRule="auto"/>
+        <w:ind w:left="160" w:right="160"/>
       </w:pPr>
       <w:r>
         <w:rPr>
-          <w:i/>
-          <w:iCs/>
-          <w:color w:val="595959"/>
+          <w:color w:val="2B2E33"/>
           <w:sz w:val="20"/>
           <w:szCs w:val="20"/>
         </w:rPr>
-        <w:t xml:space="preserve">"단지 서측 종교시설(소사성당) 위치, 단지 남측 철로 및 옹벽 위치로 조망권, 일조권, 소음, 진동 등 피해가 발생할 수 있으니, 사전에 단지 주변현황을 확인하신 후 청약 및 계약을 체결하여야 하며, 이와 관련하여 사업주체 및 시공사의 귀책사유가 없고, 이에 대한 이의를 제기할 수 없습니다."</w:t>
+        <w:t xml:space="preserve">“단지 서측 종교시설(소사성당) 위치, 단지 남측 철로 및 옹벽 위치로 조망권, 일조권, 소음, 진동 등 피해가 발생할 수 있으니, 사전에 단지 주변현황을 확인하신 후 청약 및 계약을 체결하여야 하며, 이와 관련하여 사업주체 및 시공사의 귀책사유가 없고, 이에 대한 이의를 제기할 수 없습니다.”</w:t>
       </w:r>
     </w:p>
     <w:p>
@@ -1904,9 +2436,17 @@
           <w:left w:val="single" w:color="2E5395" w:sz="28"/>
         </w:pBdr>
         <w:shd w:fill="EDF1F8" w:val="clear"/>
-        <w:spacing w:after="240" w:before="100" w:line="276" w:lineRule="auto"/>
+        <w:spacing w:after="260" w:before="40" w:line="280" w:lineRule="auto"/>
         <w:ind w:left="140"/>
       </w:pPr>
+      <w:r>
+        <w:rPr>
+          <w:b/>
+          <w:bCs/>
+          <w:color w:val="1F3864"/>
+        </w:rPr>
+        <w:t xml:space="preserve">✓  </w:t>
+      </w:r>
       <w:r>
         <w:rPr>
           <w:b/>
@@ -1944,22 +2484,40 @@
       <w:pPr>
         <w:keepNext/>
         <w:keepLines/>
+        <w:spacing w:after="60" w:before="160" w:line="276" w:lineRule="auto"/>
+      </w:pPr>
+      <w:r>
+        <w:rPr>
+          <w:b/>
+          <w:bCs/>
+          <w:color w:val="595959"/>
+          <w:sz w:val="16"/>
+          <w:szCs w:val="16"/>
+        </w:rPr>
+        <w:t xml:space="preserve">원문 인용</w:t>
+      </w:r>
+    </w:p>
+    <w:p>
+      <w:pPr>
+        <w:keepNext/>
+        <w:keepLines/>
         <w:pBdr>
-          <w:left w:val="single" w:color="999999" w:sz="16" w:space="8"/>
+          <w:top w:val="single" w:color="E2DED4" w:sz="4"/>
+          <w:bottom w:val="single" w:color="E2DED4" w:sz="4"/>
+          <w:left w:val="single" w:color="E2DED4" w:sz="4"/>
+          <w:right w:val="single" w:color="E2DED4" w:sz="4"/>
         </w:pBdr>
-        <w:shd w:fill="F2F2F2" w:val="clear"/>
-        <w:spacing w:after="100" w:before="100" w:line="276" w:lineRule="auto"/>
-        <w:ind w:left="100"/>
+        <w:shd w:fill="F7F3EA" w:val="clear"/>
+        <w:spacing w:after="160" w:before="100" w:line="288" w:lineRule="auto"/>
+        <w:ind w:left="160" w:right="160"/>
       </w:pPr>
       <w:r>
         <w:rPr>
-          <w:i/>
-          <w:iCs/>
-          <w:color w:val="595959"/>
+          <w:color w:val="2B2E33"/>
           <w:sz w:val="20"/>
           <w:szCs w:val="20"/>
         </w:rPr>
-        <w:t xml:space="preserve">"단지 주변도로의 방음벽 미설치로 인하여 소음이 발생할 수 있으므로 계약 시 반드시 확인하시고 추후 이의를 제기할 수 없습니다."</w:t>
+        <w:t xml:space="preserve">“단지 주변도로의 방음벽 미설치로 인하여 소음이 발생할 수 있으므로 계약 시 반드시 확인하시고 추후 이의를 제기할 수 없습니다.”</w:t>
       </w:r>
     </w:p>
     <w:p>
@@ -1969,9 +2527,17 @@
           <w:left w:val="single" w:color="2E5395" w:sz="28"/>
         </w:pBdr>
         <w:shd w:fill="EDF1F8" w:val="clear"/>
-        <w:spacing w:after="240" w:before="100" w:line="276" w:lineRule="auto"/>
+        <w:spacing w:after="260" w:before="40" w:line="280" w:lineRule="auto"/>
         <w:ind w:left="140"/>
       </w:pPr>
+      <w:r>
+        <w:rPr>
+          <w:b/>
+          <w:bCs/>
+          <w:color w:val="1F3864"/>
+        </w:rPr>
+        <w:t xml:space="preserve">✓  </w:t>
+      </w:r>
       <w:r>
         <w:rPr>
           <w:b/>
@@ -2009,22 +2575,40 @@
       <w:pPr>
         <w:keepNext/>
         <w:keepLines/>
+        <w:spacing w:after="60" w:before="160" w:line="276" w:lineRule="auto"/>
+      </w:pPr>
+      <w:r>
+        <w:rPr>
+          <w:b/>
+          <w:bCs/>
+          <w:color w:val="595959"/>
+          <w:sz w:val="16"/>
+          <w:szCs w:val="16"/>
+        </w:rPr>
+        <w:t xml:space="preserve">원문 인용</w:t>
+      </w:r>
+    </w:p>
+    <w:p>
+      <w:pPr>
+        <w:keepNext/>
+        <w:keepLines/>
         <w:pBdr>
-          <w:left w:val="single" w:color="999999" w:sz="16" w:space="8"/>
+          <w:top w:val="single" w:color="E2DED4" w:sz="4"/>
+          <w:bottom w:val="single" w:color="E2DED4" w:sz="4"/>
+          <w:left w:val="single" w:color="E2DED4" w:sz="4"/>
+          <w:right w:val="single" w:color="E2DED4" w:sz="4"/>
         </w:pBdr>
-        <w:shd w:fill="F2F2F2" w:val="clear"/>
-        <w:spacing w:after="100" w:before="100" w:line="276" w:lineRule="auto"/>
-        <w:ind w:left="100"/>
+        <w:shd w:fill="F7F3EA" w:val="clear"/>
+        <w:spacing w:after="160" w:before="100" w:line="288" w:lineRule="auto"/>
+        <w:ind w:left="160" w:right="160"/>
       </w:pPr>
       <w:r>
         <w:rPr>
-          <w:i/>
-          <w:iCs/>
-          <w:color w:val="595959"/>
+          <w:color w:val="2B2E33"/>
           <w:sz w:val="20"/>
           <w:szCs w:val="20"/>
         </w:rPr>
-        <w:t xml:space="preserve">"단지 인접 경계부와 외부공간 간에 레벨 차이가 있어 단차가 발생될 수 있으며, 단차 부위는 사면처리 또는 옹벽, 조경석, 산석 등이 설치될 예정이며, 이는 현장여건에 따라 변경되어 시공될 수 있으며, 추후 이의를 제기할 수 없습니다."</w:t>
+        <w:t xml:space="preserve">“단지 인접 경계부와 외부공간 간에 레벨 차이가 있어 단차가 발생될 수 있으며, 단차 부위는 사면처리 또는 옹벽, 조경석, 산석 등이 설치될 예정이며, 이는 현장여건에 따라 변경되어 시공될 수 있으며, 추후 이의를 제기할 수 없습니다.”</w:t>
       </w:r>
     </w:p>
     <w:p>
@@ -2034,9 +2618,17 @@
           <w:left w:val="single" w:color="2E5395" w:sz="28"/>
         </w:pBdr>
         <w:shd w:fill="EDF1F8" w:val="clear"/>
-        <w:spacing w:after="240" w:before="100" w:line="276" w:lineRule="auto"/>
+        <w:spacing w:after="260" w:before="40" w:line="280" w:lineRule="auto"/>
         <w:ind w:left="140"/>
       </w:pPr>
+      <w:r>
+        <w:rPr>
+          <w:b/>
+          <w:bCs/>
+          <w:color w:val="1F3864"/>
+        </w:rPr>
+        <w:t xml:space="preserve">✓  </w:t>
+      </w:r>
       <w:r>
         <w:rPr>
           <w:b/>
@@ -2138,12 +2730,12 @@
       <w:tblPr>
         <w:tblW w:type="dxa" w:w="9350"/>
         <w:tblBorders>
-          <w:top w:val="single" w:color="auto" w:sz="4"/>
-          <w:left w:val="single" w:color="auto" w:sz="4"/>
-          <w:bottom w:val="single" w:color="auto" w:sz="4"/>
-          <w:right w:val="single" w:color="auto" w:sz="4"/>
-          <w:insideH w:val="single" w:color="auto" w:sz="4"/>
-          <w:insideV w:val="single" w:color="auto" w:sz="4"/>
+          <w:top w:val="single" w:color="E2DED4" w:sz="4"/>
+          <w:left w:val="single" w:color="E2DED4" w:sz="4"/>
+          <w:bottom w:val="single" w:color="E2DED4" w:sz="4"/>
+          <w:right w:val="single" w:color="E2DED4" w:sz="4"/>
+          <w:insideH w:val="single" w:color="E2DED4" w:sz="4"/>
+          <w:insideV w:val="single" w:color="E2DED4" w:sz="4"/>
         </w:tblBorders>
       </w:tblPr>
       <w:tblGrid>
@@ -2247,7 +2839,7 @@
         <w:tc>
           <w:tcPr>
             <w:tcW w:type="dxa" w:w="2200"/>
-            <w:shd w:fill="F7F3EA" w:val="clear"/>
+            <w:shd w:fill="EAF3EA" w:val="clear"/>
             <w:tcMar>
               <w:top w:type="dxa" w:w="90"/>
               <w:left w:type="dxa" w:w="120"/>
@@ -2275,7 +2867,7 @@
         <w:tc>
           <w:tcPr>
             <w:tcW w:type="dxa" w:w="1400"/>
-            <w:shd w:fill="F7F3EA" w:val="clear"/>
+            <w:shd w:fill="EAF3EA" w:val="clear"/>
             <w:tcMar>
               <w:top w:type="dxa" w:w="90"/>
               <w:left w:type="dxa" w:w="120"/>
@@ -2303,7 +2895,7 @@
         <w:tc>
           <w:tcPr>
             <w:tcW w:type="dxa" w:w="5750"/>
-            <w:shd w:fill="F7F3EA" w:val="clear"/>
+            <w:shd w:fill="EAF3EA" w:val="clear"/>
             <w:tcMar>
               <w:top w:type="dxa" w:w="90"/>
               <w:left w:type="dxa" w:w="120"/>
@@ -2336,6 +2928,7 @@
         <w:tc>
           <w:tcPr>
             <w:tcW w:type="dxa" w:w="2200"/>
+            <w:shd w:fill="EAF3EA" w:val="clear"/>
             <w:tcMar>
               <w:top w:type="dxa" w:w="90"/>
               <w:left w:type="dxa" w:w="120"/>
@@ -2363,6 +2956,7 @@
         <w:tc>
           <w:tcPr>
             <w:tcW w:type="dxa" w:w="1400"/>
+            <w:shd w:fill="EAF3EA" w:val="clear"/>
             <w:tcMar>
               <w:top w:type="dxa" w:w="90"/>
               <w:left w:type="dxa" w:w="120"/>
@@ -2390,6 +2984,7 @@
         <w:tc>
           <w:tcPr>
             <w:tcW w:type="dxa" w:w="5750"/>
+            <w:shd w:fill="EAF3EA" w:val="clear"/>
             <w:tcMar>
               <w:top w:type="dxa" w:w="90"/>
               <w:left w:type="dxa" w:w="120"/>
@@ -2511,6 +3106,7 @@
         <w:tc>
           <w:tcPr>
             <w:tcW w:type="dxa" w:w="2200"/>
+            <w:shd w:fill="FBEAEA" w:val="clear"/>
             <w:tcMar>
               <w:top w:type="dxa" w:w="90"/>
               <w:left w:type="dxa" w:w="120"/>
@@ -2538,6 +3134,7 @@
         <w:tc>
           <w:tcPr>
             <w:tcW w:type="dxa" w:w="1400"/>
+            <w:shd w:fill="FBEAEA" w:val="clear"/>
             <w:tcMar>
               <w:top w:type="dxa" w:w="90"/>
               <w:left w:type="dxa" w:w="120"/>
@@ -2565,6 +3162,7 @@
         <w:tc>
           <w:tcPr>
             <w:tcW w:type="dxa" w:w="5750"/>
+            <w:shd w:fill="FBEAEA" w:val="clear"/>
             <w:tcMar>
               <w:top w:type="dxa" w:w="90"/>
               <w:left w:type="dxa" w:w="120"/>
@@ -2686,6 +3284,7 @@
         <w:tc>
           <w:tcPr>
             <w:tcW w:type="dxa" w:w="2200"/>
+            <w:shd w:fill="FBEAEA" w:val="clear"/>
             <w:tcMar>
               <w:top w:type="dxa" w:w="90"/>
               <w:left w:type="dxa" w:w="120"/>
@@ -2713,6 +3312,7 @@
         <w:tc>
           <w:tcPr>
             <w:tcW w:type="dxa" w:w="1400"/>
+            <w:shd w:fill="FBEAEA" w:val="clear"/>
             <w:tcMar>
               <w:top w:type="dxa" w:w="90"/>
               <w:left w:type="dxa" w:w="120"/>
@@ -2740,6 +3340,7 @@
         <w:tc>
           <w:tcPr>
             <w:tcW w:type="dxa" w:w="5750"/>
+            <w:shd w:fill="FBEAEA" w:val="clear"/>
             <w:tcMar>
               <w:top w:type="dxa" w:w="90"/>
               <w:left w:type="dxa" w:w="120"/>
@@ -2986,9 +3587,17 @@
           <w:left w:val="single" w:color="2E5395" w:sz="28"/>
         </w:pBdr>
         <w:shd w:fill="EDF1F8" w:val="clear"/>
-        <w:spacing w:after="240" w:before="100" w:line="276" w:lineRule="auto"/>
+        <w:spacing w:after="260" w:before="40" w:line="280" w:lineRule="auto"/>
         <w:ind w:left="140"/>
       </w:pPr>
+      <w:r>
+        <w:rPr>
+          <w:b/>
+          <w:bCs/>
+          <w:color w:val="1F3864"/>
+        </w:rPr>
+        <w:t xml:space="preserve">✓  </w:t>
+      </w:r>
       <w:r>
         <w:rPr>
           <w:b/>
@@ -3090,12 +3699,12 @@
       <w:tblPr>
         <w:tblW w:type="dxa" w:w="9250"/>
         <w:tblBorders>
-          <w:top w:val="single" w:color="auto" w:sz="4"/>
-          <w:left w:val="single" w:color="auto" w:sz="4"/>
-          <w:bottom w:val="single" w:color="auto" w:sz="4"/>
-          <w:right w:val="single" w:color="auto" w:sz="4"/>
-          <w:insideH w:val="single" w:color="auto" w:sz="4"/>
-          <w:insideV w:val="single" w:color="auto" w:sz="4"/>
+          <w:top w:val="single" w:color="E2DED4" w:sz="4"/>
+          <w:left w:val="single" w:color="E2DED4" w:sz="4"/>
+          <w:bottom w:val="single" w:color="E2DED4" w:sz="4"/>
+          <w:right w:val="single" w:color="E2DED4" w:sz="4"/>
+          <w:insideH w:val="single" w:color="E2DED4" w:sz="4"/>
+          <w:insideV w:val="single" w:color="E2DED4" w:sz="4"/>
         </w:tblBorders>
       </w:tblPr>
       <w:tblGrid>
@@ -3806,9 +4415,17 @@
           <w:left w:val="single" w:color="2E5395" w:sz="28"/>
         </w:pBdr>
         <w:shd w:fill="EDF1F8" w:val="clear"/>
-        <w:spacing w:after="240" w:before="100" w:line="276" w:lineRule="auto"/>
+        <w:spacing w:after="260" w:before="40" w:line="280" w:lineRule="auto"/>
         <w:ind w:left="140"/>
       </w:pPr>
+      <w:r>
+        <w:rPr>
+          <w:b/>
+          <w:bCs/>
+          <w:color w:val="1F3864"/>
+        </w:rPr>
+        <w:t xml:space="preserve">✓  </w:t>
+      </w:r>
       <w:r>
         <w:rPr>
           <w:b/>
@@ -3931,12 +4548,12 @@
       <w:tblPr>
         <w:tblW w:type="dxa" w:w="9150"/>
         <w:tblBorders>
-          <w:top w:val="single" w:color="auto" w:sz="4"/>
-          <w:left w:val="single" w:color="auto" w:sz="4"/>
-          <w:bottom w:val="single" w:color="auto" w:sz="4"/>
-          <w:right w:val="single" w:color="auto" w:sz="4"/>
-          <w:insideH w:val="single" w:color="auto" w:sz="4"/>
-          <w:insideV w:val="single" w:color="auto" w:sz="4"/>
+          <w:top w:val="single" w:color="E2DED4" w:sz="4"/>
+          <w:left w:val="single" w:color="E2DED4" w:sz="4"/>
+          <w:bottom w:val="single" w:color="E2DED4" w:sz="4"/>
+          <w:right w:val="single" w:color="E2DED4" w:sz="4"/>
+          <w:insideH w:val="single" w:color="E2DED4" w:sz="4"/>
+          <w:insideV w:val="single" w:color="E2DED4" w:sz="4"/>
         </w:tblBorders>
       </w:tblPr>
       <w:tblGrid>

--- a/e편한세상_부천_어반스퀘어_검토보고서.docx
+++ b/e편한세상_부천_어반스퀘어_검토보고서.docx
@@ -2,14 +2,6 @@
 <file path=word/document.xml><?xml version="1.0" encoding="utf-8"?>
 <w:document xmlns:wpc="http://schemas.microsoft.com/office/word/2010/wordprocessingCanvas" xmlns:mc="http://schemas.openxmlformats.org/markup-compatibility/2006" xmlns:o="urn:schemas-microsoft-com:office:office" xmlns:r="http://schemas.openxmlformats.org/officeDocument/2006/relationships" xmlns:m="http://schemas.openxmlformats.org/officeDocument/2006/math" xmlns:v="urn:schemas-microsoft-com:vml" xmlns:wp14="http://schemas.microsoft.com/office/word/2010/wordprocessingDrawing" xmlns:wp="http://schemas.openxmlformats.org/drawingml/2006/wordprocessingDrawing" xmlns:w10="urn:schemas-microsoft-com:office:word" xmlns:w="http://schemas.openxmlformats.org/wordprocessingml/2006/main" xmlns:w14="http://schemas.microsoft.com/office/word/2010/wordml" xmlns:w15="http://schemas.microsoft.com/office/word/2012/wordml" xmlns:wpg="http://schemas.microsoft.com/office/word/2010/wordprocessingGroup" xmlns:wpi="http://schemas.microsoft.com/office/word/2010/wordprocessingInk" xmlns:wne="http://schemas.microsoft.com/office/word/2006/wordml" xmlns:wps="http://schemas.microsoft.com/office/word/2010/wordprocessingShape" xmlns:cx="http://schemas.microsoft.com/office/drawing/2014/chartex" xmlns:cx1="http://schemas.microsoft.com/office/drawing/2015/9/8/chartex" xmlns:cx2="http://schemas.microsoft.com/office/drawing/2015/10/21/chartex" xmlns:cx3="http://schemas.microsoft.com/office/drawing/2016/5/9/chartex" xmlns:cx4="http://schemas.microsoft.com/office/drawing/2016/5/10/chartex" xmlns:cx5="http://schemas.microsoft.com/office/drawing/2016/5/11/chartex" xmlns:cx6="http://schemas.microsoft.com/office/drawing/2016/5/12/chartex" xmlns:cx7="http://schemas.microsoft.com/office/drawing/2016/5/13/chartex" xmlns:cx8="http://schemas.microsoft.com/office/drawing/2016/5/14/chartex" xmlns:aink="http://schemas.microsoft.com/office/drawing/2016/ink" xmlns:am3d="http://schemas.microsoft.com/office/drawing/2017/model3d" xmlns:w16cex="http://schemas.microsoft.com/office/word/2018/wordml/cex" xmlns:w16cid="http://schemas.microsoft.com/office/word/2016/wordml/cid" xmlns:w16="http://schemas.microsoft.com/office/word/2018/wordml" xmlns:w16sdtdh="http://schemas.microsoft.com/office/word/2020/wordml/sdtdatahash" xmlns:w16se="http://schemas.microsoft.com/office/word/2015/wordml/symex" mc:Ignorable="w14 w15 wp14">
   <w:body>
-    <w:p>
-      <w:pPr>
-        <w:spacing w:after="0" w:before="600"/>
-      </w:pPr>
-      <w:r>
-        <w:t xml:space="preserve"/>
-      </w:r>
-    </w:p>
     <w:p>
       <w:pPr>
         <w:pBdr>
@@ -518,15 +510,6 @@
         <w:t xml:space="preserve">본 보고서는 입주자모집공고문 원문 및 사업주체가 배포한 분양홍보물, 공개된 공공데이터(카카오맵, 학교알리미)를 직접 대조하여 작성되었습니다. 홍보물 상의 조감도·CG·이미지컷은 실제와 차이가 있을 수 있다는 사업주체의 고지사항이 있으므로, 세부 사항은 계약 전 반드시 사업주체에 재확인하시기 바랍니다.</w:t>
       </w:r>
     </w:p>
-    <w:p>
-      <w:pPr>
-        <w:keepNext/>
-        <w:spacing w:after="0" w:before="420"/>
-      </w:pPr>
-      <w:r>
-        <w:t xml:space="preserve"/>
-      </w:r>
-    </w:p>
     <w:tbl>
       <w:tblPr>
         <w:tblW w:type="dxa" w:w="9350"/>
@@ -554,13 +537,16 @@
             </w:tcBorders>
             <w:shd w:fill="1F3864" w:val="clear"/>
             <w:tcMar>
-              <w:top w:type="dxa" w:w="140"/>
+              <w:top w:type="dxa" w:w="260"/>
               <w:left w:type="dxa" w:w="200"/>
-              <w:bottom w:type="dxa" w:w="140"/>
+              <w:bottom w:type="dxa" w:w="260"/>
               <w:right w:type="dxa" w:w="200"/>
             </w:tcMar>
           </w:tcPr>
           <w:p>
+            <w:pPr>
+              <w:spacing w:after="0" w:before="0"/>
+            </w:pPr>
             <w:r>
               <w:rPr>
                 <w:b/>
@@ -585,15 +571,6 @@
         </w:tc>
       </w:tr>
     </w:tbl>
-    <w:p>
-      <w:pPr>
-        <w:keepNext/>
-        <w:spacing w:after="0" w:before="160"/>
-      </w:pPr>
-      <w:r>
-        <w:t xml:space="preserve"/>
-      </w:r>
-    </w:p>
     <w:p>
       <w:pPr>
         <w:keepLines/>
@@ -1152,15 +1129,6 @@
         </w:tc>
       </w:tr>
     </w:tbl>
-    <w:p>
-      <w:pPr>
-        <w:keepNext/>
-        <w:spacing w:after="0" w:before="420"/>
-      </w:pPr>
-      <w:r>
-        <w:t xml:space="preserve"/>
-      </w:r>
-    </w:p>
     <w:tbl>
       <w:tblPr>
         <w:tblW w:type="dxa" w:w="9350"/>
@@ -1188,13 +1156,16 @@
             </w:tcBorders>
             <w:shd w:fill="1F3864" w:val="clear"/>
             <w:tcMar>
-              <w:top w:type="dxa" w:w="140"/>
+              <w:top w:type="dxa" w:w="260"/>
               <w:left w:type="dxa" w:w="200"/>
-              <w:bottom w:type="dxa" w:w="140"/>
+              <w:bottom w:type="dxa" w:w="260"/>
               <w:right w:type="dxa" w:w="200"/>
             </w:tcMar>
           </w:tcPr>
           <w:p>
+            <w:pPr>
+              <w:spacing w:after="0" w:before="0"/>
+            </w:pPr>
             <w:r>
               <w:rPr>
                 <w:b/>
@@ -1219,15 +1190,6 @@
         </w:tc>
       </w:tr>
     </w:tbl>
-    <w:p>
-      <w:pPr>
-        <w:keepNext/>
-        <w:spacing w:after="0" w:before="160"/>
-      </w:pPr>
-      <w:r>
-        <w:t xml:space="preserve"/>
-      </w:r>
-    </w:p>
     <w:p>
       <w:pPr>
         <w:keepLines/>
@@ -2212,15 +2174,6 @@
         <w:t xml:space="preserve">참고사항: 입주지정일은 천재지변·전염병·정부정책 변경 등 불가항력 사유 발생 시 지체상금 지급 대상에서 제외될 수 있습니다 (2029년 10월 예정, 정확한 일자는 추후 통보). 입주예정자 관심도가 낮은 항목으로 참고용으로만 기재합니다.</w:t>
       </w:r>
     </w:p>
-    <w:p>
-      <w:pPr>
-        <w:keepNext/>
-        <w:spacing w:after="0" w:before="420"/>
-      </w:pPr>
-      <w:r>
-        <w:t xml:space="preserve"/>
-      </w:r>
-    </w:p>
     <w:tbl>
       <w:tblPr>
         <w:tblW w:type="dxa" w:w="9350"/>
@@ -2248,13 +2201,16 @@
             </w:tcBorders>
             <w:shd w:fill="1F3864" w:val="clear"/>
             <w:tcMar>
-              <w:top w:type="dxa" w:w="140"/>
+              <w:top w:type="dxa" w:w="260"/>
               <w:left w:type="dxa" w:w="200"/>
-              <w:bottom w:type="dxa" w:w="140"/>
+              <w:bottom w:type="dxa" w:w="260"/>
               <w:right w:type="dxa" w:w="200"/>
             </w:tcMar>
           </w:tcPr>
           <w:p>
+            <w:pPr>
+              <w:spacing w:after="0" w:before="0"/>
+            </w:pPr>
             <w:r>
               <w:rPr>
                 <w:b/>
@@ -2279,15 +2235,6 @@
         </w:tc>
       </w:tr>
     </w:tbl>
-    <w:p>
-      <w:pPr>
-        <w:keepNext/>
-        <w:spacing w:after="0" w:before="160"/>
-      </w:pPr>
-      <w:r>
-        <w:t xml:space="preserve"/>
-      </w:r>
-    </w:p>
     <w:p>
       <w:pPr>
         <w:keepLines/>
@@ -2641,15 +2588,6 @@
         <w:t xml:space="preserve">개선요청: 경계부 단차 처리 방식(사면·옹벽 등) 확정안을 입주 전 공개하고, 우천 시 배수 동선을 사전 점검해 줄 것을 요청합니다.</w:t>
       </w:r>
     </w:p>
-    <w:p>
-      <w:pPr>
-        <w:keepNext/>
-        <w:spacing w:after="0" w:before="420"/>
-      </w:pPr>
-      <w:r>
-        <w:t xml:space="preserve"/>
-      </w:r>
-    </w:p>
     <w:tbl>
       <w:tblPr>
         <w:tblW w:type="dxa" w:w="9350"/>
@@ -2677,13 +2615,16 @@
             </w:tcBorders>
             <w:shd w:fill="1F3864" w:val="clear"/>
             <w:tcMar>
-              <w:top w:type="dxa" w:w="140"/>
+              <w:top w:type="dxa" w:w="260"/>
               <w:left w:type="dxa" w:w="200"/>
-              <w:bottom w:type="dxa" w:w="140"/>
+              <w:bottom w:type="dxa" w:w="260"/>
               <w:right w:type="dxa" w:w="200"/>
             </w:tcMar>
           </w:tcPr>
           <w:p>
+            <w:pPr>
+              <w:spacing w:after="0" w:before="0"/>
+            </w:pPr>
             <w:r>
               <w:rPr>
                 <w:b/>
@@ -2708,15 +2649,6 @@
         </w:tc>
       </w:tr>
     </w:tbl>
-    <w:p>
-      <w:pPr>
-        <w:keepNext/>
-        <w:spacing w:after="0" w:before="160"/>
-      </w:pPr>
-      <w:r>
-        <w:t xml:space="preserve"/>
-      </w:r>
-    </w:p>
     <w:p>
       <w:pPr>
         <w:keepLines/>
@@ -3610,15 +3542,6 @@
         <w:t xml:space="preserve">개선요청: 소명여중·고가 여학교임을 분양 안내 자료에 명시하지 않고 있어, 자녀의 성별에 따라 통학환경이 달라질 수 있음을 계약 전 고지해 줄 것을 요청합니다.</w:t>
       </w:r>
     </w:p>
-    <w:p>
-      <w:pPr>
-        <w:keepNext/>
-        <w:spacing w:after="0" w:before="420"/>
-      </w:pPr>
-      <w:r>
-        <w:t xml:space="preserve"/>
-      </w:r>
-    </w:p>
     <w:tbl>
       <w:tblPr>
         <w:tblW w:type="dxa" w:w="9350"/>
@@ -3646,13 +3569,16 @@
             </w:tcBorders>
             <w:shd w:fill="1F3864" w:val="clear"/>
             <w:tcMar>
-              <w:top w:type="dxa" w:w="140"/>
+              <w:top w:type="dxa" w:w="260"/>
               <w:left w:type="dxa" w:w="200"/>
-              <w:bottom w:type="dxa" w:w="140"/>
+              <w:bottom w:type="dxa" w:w="260"/>
               <w:right w:type="dxa" w:w="200"/>
             </w:tcMar>
           </w:tcPr>
           <w:p>
+            <w:pPr>
+              <w:spacing w:after="0" w:before="0"/>
+            </w:pPr>
             <w:r>
               <w:rPr>
                 <w:b/>
@@ -3677,15 +3603,6 @@
         </w:tc>
       </w:tr>
     </w:tbl>
-    <w:p>
-      <w:pPr>
-        <w:keepNext/>
-        <w:spacing w:after="0" w:before="160"/>
-      </w:pPr>
-      <w:r>
-        <w:t xml:space="preserve"/>
-      </w:r>
-    </w:p>
     <w:p>
       <w:pPr>
         <w:keepLines/>
@@ -4468,15 +4385,6 @@
         <w:t xml:space="preserve">시공사는 DL이앤씨㈜(1단지 포함 전체 시공)와 롯데건설㈜ 컨소시엄입니다. 분양홍보물은 "25년 신용등급 AA-, 4년 연속 하자판정 0건, TOP 10 시공사 중 품질관리 1위"를 자체 인용출처(국토부 하자심사분쟁조정위원회, 2025년 시공능력평가)와 함께 공시하고 있습니다. 해당 수치는 사업주체 발행 홍보자료에 근거한 것으로, 계약 전 원출처 공시자료를 통해 재확인하실 것을 권장합니다.</w:t>
       </w:r>
     </w:p>
-    <w:p>
-      <w:pPr>
-        <w:keepNext/>
-        <w:spacing w:after="0" w:before="420"/>
-      </w:pPr>
-      <w:r>
-        <w:t xml:space="preserve"/>
-      </w:r>
-    </w:p>
     <w:tbl>
       <w:tblPr>
         <w:tblW w:type="dxa" w:w="9350"/>
@@ -4504,13 +4412,16 @@
             </w:tcBorders>
             <w:shd w:fill="1F3864" w:val="clear"/>
             <w:tcMar>
-              <w:top w:type="dxa" w:w="140"/>
+              <w:top w:type="dxa" w:w="260"/>
               <w:left w:type="dxa" w:w="200"/>
-              <w:bottom w:type="dxa" w:w="140"/>
+              <w:bottom w:type="dxa" w:w="260"/>
               <w:right w:type="dxa" w:w="200"/>
             </w:tcMar>
           </w:tcPr>
           <w:p>
+            <w:pPr>
+              <w:spacing w:after="0" w:before="0"/>
+            </w:pPr>
             <w:r>
               <w:rPr>
                 <w:b/>
@@ -4535,15 +4446,6 @@
         </w:tc>
       </w:tr>
     </w:tbl>
-    <w:p>
-      <w:pPr>
-        <w:keepNext/>
-        <w:spacing w:after="0" w:before="160"/>
-      </w:pPr>
-      <w:r>
-        <w:t xml:space="preserve"/>
-      </w:r>
-    </w:p>
     <w:tbl>
       <w:tblPr>
         <w:tblW w:type="dxa" w:w="9150"/>
